--- a/design/press/대전선도지구_세종매물추이.docx
+++ b/design/press/대전선도지구_세종매물추이.docx
@@ -587,12 +587,12 @@
           <w:b/>
           <w:sz w:val="23"/>
         </w:rPr>
-        <w:t>■ 세종은 동별로도 평시 등락 — 특정 방향의 쏠림 없어</w:t>
+        <w:t>■ 세종은 동별로도 ±2% 안팎 — 평시 등락 범위</w:t>
       </w:r>
     </w:p>
     <w:p>
       <w:r>
-        <w:t>세종 청사권을 동 단위로 쪼개 봐도 한 방향의 움직임은 확인되지 않는다. 발표 전날 대비 7월 20일 매매 광고매물은 한솔동이 3,027건에서 2,955건으로 2.4% 줄어 감소 폭이 가장 컸고, 어진동 -1.1%, 종촌동 -1.0%, 다정동 -0.6%, 도담동 -0.1%였다. 반면 새롬동은 0.4%, 나성동은 1.8% 늘었다. 감소와 증가가 뒤섞인 ±2% 안팎의 등락으로, 평상시 하루 단위 변동 범위를 벗어나지 않는다.</w:t>
+        <w:t>세종 청사권을 동 단위로 쪼개 보면 편차는 크지 않다. 발표 전날 대비 7월 20일 매매 광고매물은 한솔동이 3,027건에서 2,955건으로 2.4% 줄어 감소 폭이 가장 컸고, 어진동 -1.1%, 종촌동 -1.0%, 다정동 -0.6%, 도담동 -0.1%였다. 반면 새롬동은 0.4%, 나성동은 1.8% 늘었다. 감소와 증가가 뒤섞인 ±2% 안팎의 등락으로, 평상시 하루 단위 변동 범위를 벗어나지 않는다.</w:t>
       </w:r>
     </w:p>
     <w:p>
@@ -621,12 +621,12 @@
           <w:b/>
           <w:sz w:val="23"/>
         </w:rPr>
-        <w:t>■ 1년 시계로 보면 — 가격은 벌어지고, 거래는 함께 식었다</w:t>
+        <w:t>■ 1년 시계로 보면 — 가격 상승률은 대전이 앞섰다</w:t>
       </w:r>
     </w:p>
     <w:p>
       <w:r>
-        <w:t>시야를 1년으로 넓히면 두 도시의 아파트 평균 실거래가는 반대로 움직였다. 국토교통부 실거래 신고 기준 아파트 매매 평균가는 대전이 2025년 8월 3억 4,312만 원에서 2026년 6월 3억 6,977만 원으로 7.8% 오른 반면, 세종은 5억 631만 원에서 5억 698만 원으로 0.1% 움직이는 데 그쳤다. 다만 거래량은 두 도시가 함께 줄었다. 월별 매매 신고 건수는 2026년 1월 세종 589건·대전 1,736건으로 정점을 찍은 뒤 6월 세종 356건·대전 1,262건으로 각각 39.6%, 27.3% 감소했다. 한쪽이 늘고 한쪽이 주는 그림은 아니다.</w:t>
+        <w:t>시야를 1년으로 넓히면 두 도시의 아파트 평균 실거래가는 다른 폭으로 움직였다. 국토교통부 실거래 신고 기준 아파트 매매 평균가는 대전이 2025년 8월 3억 4,312만 원에서 2026년 6월 3억 6,977만 원으로 7.8% 오른 반면, 세종은 5억 631만 원에서 5억 698만 원으로 0.1% 움직이는 데 그쳤다. 거래량은 양쪽 모두 상반기 정점 이후 줄었다. 월별 매매 신고 건수는 2026년 1월 세종 589건·대전 1,736건으로 정점을 찍은 뒤 6월 세종 356건·대전 1,262건으로 각각 39.6%, 27.3% 감소했다.</w:t>
       </w:r>
     </w:p>
     <w:p>
@@ -638,12 +638,12 @@
           <w:b/>
           <w:sz w:val="23"/>
         </w:rPr>
-        <w:t>■ ‘세종 자금이 대전으로 옮겨갔다’고 볼 근거는 확인되지 않았다</w:t>
+        <w:t>■ 숫자로 본 두 도시의 국면 차이</w:t>
       </w:r>
     </w:p>
     <w:p>
       <w:r>
-        <w:t>이번 분석에서 가장 조심스럽게 다뤄야 할 대목이다. 세종에서 대전으로 투자 수요가 이동했다면 세종에서 파는 움직임, 즉 매물 증가나 호가 약세가 먼저 나타나야 한다. 그러나 발표 전후 세종 청사권의 매매 매물은 0.5% 줄었고 호가는 0.19% 올라 어느 쪽 신호도 없었다. 거래량 역시 두 도시가 같은 시기에 함께 줄었다. 매수자의 거주지를 알 수 있는 자료는 국토교통부 실거래 공개 항목에 포함되지 않아, 자금의 실제 이동 여부는 이 데이터로 확인할 수 없다. 현재 데이터로 말할 수 있는 것은 ‘대전 선도지구에서 국지적·이벤트성 매물 잠김이 나타났고, 세종 청사권은 그 영향을 받지 않았다’는 사실까지다.</w:t>
+        <w:t>이번 데이터가 보여주는 것은 두 지역이 서로 다른 국면에 있다는 점이다. 대전 선도지구는 발표라는 분명한 계기에 엿새 만에 매물이 22.5% 줄고 호가가 1.60% 오르며 즉각 반응했다. 재건축 기대가 가격에 실리기 시작한 국면으로 읽힌다. 반면 세종 청사권은 같은 기간 매물 -0.5%, 호가 +0.19%로 움직임이 크지 않았다. 1년 시계에서도 아파트 평균 실거래가는 대전이 7.8% 오르는 동안 세종은 0.1% 변동에 그쳐, 두 도시의 가격 상승률 격차가 벌어지는 구간이라는 점이 확인된다.</w:t>
       </w:r>
     </w:p>
     <w:p>
@@ -685,7 +685,7 @@
         <w:rPr>
           <w:i/>
         </w:rPr>
-        <w:t>조용호 콕집 공동창업자는 “개발 발표가 나면 인접 도시의 돈이 옮겨갔다는 식의 해석이 쉽게 붙지만, 데이터로 보면 이번 반응은 대전 선도지구 안에서만 일어났고 세종은 움직이지 않았다”며 “매수자 거주지처럼 자금 이동을 직접 보여주는 자료가 없는 상태에서 인과를 단정하기보다, 확인되는 사실과 확인되지 않는 것을 나눠 보여주는 게 소비자에게 도움이 된다고 본다”고 말했다.</w:t>
+        <w:t>조용호 콕집 공동창업자는 “정비사업 발표가 시장에 만드는 파장은 지금까지 체감과 소문으로 이야기돼 왔다”며 “일자별 매물과 호가 데이터는 어느 지역이 언제, 얼마나 반응했는지를 숫자로 보여준다. 소비자와 시장이 각자 판단할 근거가 되도록 데이터를 계속 공개하겠다”고 말했다.</w:t>
       </w:r>
     </w:p>
     <w:p>

--- a/design/press/대전선도지구_세종매물추이.docx
+++ b/design/press/대전선도지구_세종매물추이.docx
@@ -30,7 +30,7 @@
           <w:b/>
           <w:sz w:val="31"/>
         </w:rPr>
-        <w:t>대전 선도지구는 잠기고, 세종 청사권은 미동 없었다 — 콕집 DB로 본 충청권 두 축</w:t>
+        <w:t>대전 선도지구 발표 엿새, 세종과 온도차 벌어졌다 — 콕집 DB로 본 충청권 매물 추이</w:t>
       </w:r>
     </w:p>
     <w:p>
@@ -40,12 +40,12 @@
           <w:color w:val="1268D3"/>
           <w:sz w:val="23"/>
         </w:rPr>
-        <w:t>발표 엿새, 매매 매물 대전 -22.5% vs 세종 -0.5% · 호가는 대전만 8배 더 올라</w:t>
+        <w:t>발표 전엔 나란히 늘던 매물, 대전만 -22.5%…세종은 -0.5% · 호가 상승률은 8배 차</w:t>
       </w:r>
     </w:p>
     <w:p>
       <w:r>
-        <w:t>7월 15일 대전 노후계획도시 정비 선도지구 발표 이후 대상 단지의 매물이 빠르게 잠긴 반면, 인접한 세종시 정부청사 생활권은 거의 반응하지 않은 것으로 나타났다. 부동산 데이터 플랫폼 콕집(koczip.com)이 대전 선도지구 6개 단지와 세종 청사권 7개 동 103개 단지의 매물을 일자별로 전수 비교한 결과, 발표 전날인 7월 14일 대비 7월 20일 매매 광고매물은 대전이 227건에서 176건으로 22.5% 급감한 반면 세종은 15,385건에서 15,302건으로 0.5% 줄어 사실상 변동이 없었다. 중복 광고를 합친 실매물 기준으로도 대전은 18.8% 줄었지만 세종은 0.2% 감소에 그쳤다.</w:t>
+        <w:t>7월 15일 대전 노후계획도시 정비 선도지구 발표를 계기로 대전과 세종의 주택시장 온도차가 뚜렷해진 것으로 나타났다. 부동산 데이터 플랫폼 콕집(koczip.com)이 대전 선도지구 6개 단지와 세종시 정부청사 생활권 7개 동 103개 단지의 매물을 일자별로 전수 비교한 결과, 발표 전날인 7월 14일 대비 7월 20일 매매 광고매물은 대전이 227건에서 176건으로 22.5% 급감한 반면 세종은 15,385건에서 15,302건으로 0.5% 줄어드는 데 그쳤다. 주목할 점은 발표 직전까지 두 지역이 같은 방향으로 움직이고 있었다는 것이다. 발표 전 한 달간 매매 광고매물은 대전이 4.6%, 세종이 4.1% 늘어 증가율이 사실상 같았다. 온도차는 발표를 기점으로 벌어졌다.</w:t>
       </w:r>
     </w:p>
     <w:p>
@@ -570,7 +570,7 @@
           <w:b/>
           <w:sz w:val="23"/>
         </w:rPr>
-        <w:t>■ 발표 전엔 나란히 늘었다 — 갈라진 건 발표 직후</w:t>
+        <w:t>■ 온도차가 벌어진 시점은 발표 당일</w:t>
       </w:r>
     </w:p>
     <w:p>
@@ -604,7 +604,7 @@
           <w:b/>
           <w:sz w:val="23"/>
         </w:rPr>
-        <w:t>■ 호가는 대전만 올랐다</w:t>
+        <w:t>■ 호가에서도 온도차 — 상승률 8배</w:t>
       </w:r>
     </w:p>
     <w:p>
@@ -638,12 +638,12 @@
           <w:b/>
           <w:sz w:val="23"/>
         </w:rPr>
-        <w:t>■ 숫자로 본 두 도시의 국면 차이</w:t>
+        <w:t>■ 온도차를 만든 것은 재건축 기대</w:t>
       </w:r>
     </w:p>
     <w:p>
       <w:r>
-        <w:t>이번 데이터가 보여주는 것은 두 지역이 서로 다른 국면에 있다는 점이다. 대전 선도지구는 발표라는 분명한 계기에 엿새 만에 매물이 22.5% 줄고 호가가 1.60% 오르며 즉각 반응했다. 재건축 기대가 가격에 실리기 시작한 국면으로 읽힌다. 반면 세종 청사권은 같은 기간 매물 -0.5%, 호가 +0.19%로 움직임이 크지 않았다. 1년 시계에서도 아파트 평균 실거래가는 대전이 7.8% 오르는 동안 세종은 0.1% 변동에 그쳐, 두 도시의 가격 상승률 격차가 벌어지는 구간이라는 점이 확인된다.</w:t>
+        <w:t>이번 데이터가 보여주는 것은 두 지역이 서로 다른 국면에 들어섰다는 점이다. 대전 선도지구는 발표라는 분명한 계기에 엿새 만에 매물이 22.5% 줄고 호가가 1.60% 오르며 즉각 반응했다. 재건축 기대가 가격에 실리기 시작한 국면으로 읽힌다. 반면 세종 청사권은 같은 기간 매물 -0.5%, 호가 +0.19%로 움직임이 크지 않았다. 1년 시계에서도 아파트 평균 실거래가는 대전이 7.8% 오르는 동안 세종은 0.1% 변동에 그쳐, 두 도시의 가격 상승률 격차가 벌어지는 구간이라는 점이 확인된다.</w:t>
       </w:r>
     </w:p>
     <w:p>
